--- a/word_reports/LP_0300_위치_110_Rod Stewart_Boy Wishes.docx
+++ b/word_reports/LP_0300_위치_110_Rod Stewart_Boy Wishes.docx
@@ -4,7 +4,7 @@
   <w:body>
     <w:p>
       <w:pPr>
-        <w:spacing w:after="280"/>
+        <w:spacing w:after="80"/>
       </w:pPr>
       <w:r>
         <w:rPr w:rFonts="맑은 고딕">
@@ -13,94 +13,47 @@
           <w:color w:val="1E3A8A"/>
           <w:sz w:val="30"/>
         </w:rPr>
-        <w:t>[110] Rod Stewart - Boy Wishes</w:t>
+        <w:t>Rod Stewart (로드 스튜어트) - Boy Wishes</w:t>
       </w:r>
     </w:p>
     <w:p>
       <w:pPr>
-        <w:spacing w:after="320"/>
+        <w:spacing w:after="240"/>
       </w:pPr>
       <w:r>
         <w:rPr w:rFonts="맑은 고딕">
           <w:rFonts w:ascii="맑은 고딕" w:hAnsi="맑은 고딕" w:eastAsia="맑은 고딕"/>
           <w:b/>
-          <w:sz w:val="20"/>
+          <w:color w:val="4B5563"/>
+          <w:sz w:val="22"/>
         </w:rPr>
-        <w:t>■ 위치 : 110</w:t>
-        <w:br/>
-      </w:r>
-      <w:r>
-        <w:rPr w:rFonts="맑은 고딕">
-          <w:rFonts w:ascii="맑은 고딕" w:hAnsi="맑은 고딕" w:eastAsia="맑은 고딕"/>
-          <w:b/>
-          <w:sz w:val="20"/>
-        </w:rPr>
-        <w:t>■ 아티스트 : Rod Stewart</w:t>
-        <w:br/>
-      </w:r>
-      <w:r>
-        <w:rPr w:rFonts="맑은 고딕">
-          <w:rFonts w:ascii="맑은 고딕" w:hAnsi="맑은 고딕" w:eastAsia="맑은 고딕"/>
-          <w:b/>
-          <w:sz w:val="20"/>
-        </w:rPr>
-        <w:t>■ 앨범명 : Boy Wishes</w:t>
-        <w:br/>
-      </w:r>
-      <w:r>
-        <w:rPr w:rFonts="맑은 고딕">
-          <w:rFonts w:ascii="맑은 고딕" w:hAnsi="맑은 고딕" w:eastAsia="맑은 고딕"/>
-          <w:b w:val="0"/>
-          <w:sz w:val="20"/>
-        </w:rPr>
-        <w:t>■ 음반 레이블 : Warner Bros. Records</w:t>
-        <w:br/>
-      </w:r>
-      <w:r>
-        <w:rPr w:rFonts="맑은 고딕">
-          <w:rFonts w:ascii="맑은 고딕" w:hAnsi="맑은 고딕" w:eastAsia="맑은 고딕"/>
-          <w:b w:val="0"/>
-          <w:sz w:val="20"/>
-        </w:rPr>
-        <w:t>■ 발매년도 : 1983</w:t>
-        <w:br/>
-      </w:r>
-      <w:r>
-        <w:rPr w:rFonts="맑은 고딕">
-          <w:rFonts w:ascii="맑은 고딕" w:hAnsi="맑은 고딕" w:eastAsia="맑은 고딕"/>
-          <w:b w:val="0"/>
-          <w:sz w:val="20"/>
-        </w:rPr>
-        <w:t>■ 장르 : 팝 록 (Pop Rock), 뉴 웨이브 (New Wave), 신스팝 (Synth-pop)</w:t>
-        <w:br/>
-      </w:r>
-      <w:r>
-        <w:rPr w:rFonts="맑은 고딕">
-          <w:rFonts w:ascii="맑은 고딕" w:hAnsi="맑은 고딕" w:eastAsia="맑은 고딕"/>
-          <w:b w:val="0"/>
-          <w:sz w:val="20"/>
-        </w:rPr>
-        <w:t>■ 주요 수록곡 : 1. Baby Jane</w:t>
-        <w:br/>
+        <w:t>위치 :  110</w:t>
       </w:r>
     </w:p>
     <w:p>
       <w:pPr>
-        <w:spacing w:after="160"/>
+        <w:spacing w:line="324" w:lineRule="auto" w:before="80" w:after="160"/>
       </w:pPr>
       <w:r>
         <w:rPr w:rFonts="맑은 고딕">
           <w:rFonts w:ascii="맑은 고딕" w:hAnsi="맑은 고딕" w:eastAsia="맑은 고딕"/>
           <w:b/>
           <w:color w:val="1F2937"/>
-          <w:sz w:val="24"/>
+          <w:sz w:val="22"/>
         </w:rPr>
-        <w:t>■ 음반 해설 및 감상 가이드</w:t>
+        <w:t xml:space="preserve">[음반 소개] </w:t>
+      </w:r>
+      <w:r>
+        <w:rPr w:rFonts="맑은 고딕">
+          <w:rFonts w:ascii="맑은 고딕" w:hAnsi="맑은 고딕" w:eastAsia="맑은 고딕"/>
+          <w:b w:val="0"/>
+          <w:sz w:val="21"/>
+        </w:rPr>
       </w:r>
     </w:p>
     <w:p>
       <w:pPr>
-        <w:spacing w:line="312" w:lineRule="auto" w:after="120"/>
+        <w:spacing w:line="324" w:lineRule="auto" w:after="120"/>
       </w:pPr>
       <w:r>
         <w:rPr w:rFonts="맑은 고딕">
@@ -108,51 +61,516 @@
           <w:b w:val="0"/>
           <w:sz w:val="21"/>
         </w:rPr>
-        <w:t>특유의 허스키하고 매혹적인 음색으로 시대를 풍미한 거장 로드 스튜어트(Rod Stewart)의 12번째 정규 스튜디오 앨범 『Body Wishes』(요청하신 표기 'Boy Wishes'의 정식 앨범명)는 1980년대 팝 음악계의 화려한 사운드적 변혁을 완벽하게 포착해 낸 수작입니다. 1970년대의 클래식 록과 디스코의 성공 시대를 지나, 80년대 뉴 웨이브 및 신스팝 트렌드를 적극적으로 수용하며 자신의 음악적 지평을 더욱 넓힌 이 음반은 로드 스튜어트가 감각적인 팝 스타로서의 입지를 다시 한번 공고히 한 중요한 전환점이 되었습니다. 또한 앨범 재킷 디자인은 앨비스 프레슬리의 전설적인 베스트 앨범에 대한 오마주로 제작되어 시각적인 즐거움도 함께 선사합니다.</w:t>
+        <w:t>특유의 거칠면서도 따스한 허스키 보이스로 시대를 풍미한 로드 스튜어트가 1980년대 초반 신스팝과 뉴웨이브의 물결 속에서 선보인 감각적인 명작입니다. 세월의 풍파를 품은 듯한 원숙한 음색과 80년대 특유의 세련된 일렉트로닉 팝 비트가 절묘한 조화를 이루며 청자의 가슴에 낭만적인 파동을 일으킵니다. 당대 팝 록의 첨단 사운드 속에서도 특유의 서정적 멜로디와 낭만주의를 잃지 않은 이 앨범은 팝과 록 애호가 모두에게 깊은 여운을 선사하는 귀중한 음악적 유산입니다.</w:t>
       </w:r>
     </w:p>
     <w:p>
       <w:pPr>
-        <w:spacing w:line="312" w:lineRule="auto" w:after="120"/>
+        <w:spacing w:line="324" w:lineRule="auto" w:before="200" w:after="80"/>
       </w:pPr>
+      <w:r>
+        <w:rPr w:rFonts="맑은 고딕">
+          <w:rFonts w:ascii="맑은 고딕" w:hAnsi="맑은 고딕" w:eastAsia="맑은 고딕"/>
+          <w:b/>
+          <w:color w:val="1E3A8A"/>
+          <w:sz w:val="24"/>
+        </w:rPr>
+        <w:t>1. 음반 데이터</w:t>
+      </w:r>
+    </w:p>
+    <w:p>
+      <w:pPr>
+        <w:spacing w:line="324" w:lineRule="auto" w:after="80"/>
+      </w:pPr>
+      <w:r>
+        <w:rPr w:rFonts="맑은 고딕">
+          <w:rFonts w:ascii="맑은 고딕" w:hAnsi="맑은 고딕" w:eastAsia="맑은 고딕"/>
+          <w:b w:val="0"/>
+          <w:color w:val="6B7280"/>
+          <w:sz w:val="21"/>
+        </w:rPr>
+        <w:t xml:space="preserve">· </w:t>
+      </w:r>
+      <w:r>
+        <w:rPr w:rFonts="맑은 고딕">
+          <w:rFonts w:ascii="맑은 고딕" w:hAnsi="맑은 고딕" w:eastAsia="맑은 고딕"/>
+          <w:b/>
+          <w:color w:val="1F2937"/>
+          <w:sz w:val="21"/>
+        </w:rPr>
+        <w:t xml:space="preserve">앨범명: </w:t>
+      </w:r>
       <w:r>
         <w:rPr w:rFonts="맑은 고딕">
           <w:rFonts w:ascii="맑은 고딕" w:hAnsi="맑은 고딕" w:eastAsia="맑은 고딕"/>
           <w:b w:val="0"/>
           <w:sz w:val="21"/>
         </w:rPr>
-        <w:t>본 작의 음악적 핵심은 80년대 특유의 세련되고 감각적인 신디사이저 리듬과 로드 스튜어트 고유의 거칠면서도 따뜻한 소울풀 보컬이 이뤄내는 뛰어난 조화에 있습니다. 전자 악기의 차가울 수 있는 톤을 특유의 인간미 넘치는 보컬 가창과 감성적인 멜로디라인으로 완벽하게 감싸 안으며, 팝 록이 도달할 수 있는 가장 대중적이면서도 격조 높은 사운드를 구현해 냈습니다. 시대를 읽어내는 그의 뛰어난 프로듀싱 감각과 베테랑 뮤지션들의 견고한 연주가 어우러져 앨범 전체에 매끄럽고 세련된 에너지가 흐릅니다.</w:t>
+        <w:t>Boy Wishes</w:t>
       </w:r>
     </w:p>
     <w:p>
       <w:pPr>
-        <w:spacing w:line="312" w:lineRule="auto" w:after="120"/>
+        <w:spacing w:line="324" w:lineRule="auto" w:after="80"/>
       </w:pPr>
+      <w:r>
+        <w:rPr w:rFonts="맑은 고딕">
+          <w:rFonts w:ascii="맑은 고딕" w:hAnsi="맑은 고딕" w:eastAsia="맑은 고딕"/>
+          <w:b w:val="0"/>
+          <w:color w:val="6B7280"/>
+          <w:sz w:val="21"/>
+        </w:rPr>
+        <w:t xml:space="preserve">· </w:t>
+      </w:r>
+      <w:r>
+        <w:rPr w:rFonts="맑은 고딕">
+          <w:rFonts w:ascii="맑은 고딕" w:hAnsi="맑은 고딕" w:eastAsia="맑은 고딕"/>
+          <w:b/>
+          <w:color w:val="1F2937"/>
+          <w:sz w:val="21"/>
+        </w:rPr>
+        <w:t xml:space="preserve">아티스트: </w:t>
+      </w:r>
       <w:r>
         <w:rPr w:rFonts="맑은 고딕">
           <w:rFonts w:ascii="맑은 고딕" w:hAnsi="맑은 고딕" w:eastAsia="맑은 고딕"/>
           <w:b w:val="0"/>
           <w:sz w:val="21"/>
         </w:rPr>
-        <w:t>앨범의 포문을 열며 최고의 하이라이트를 장식하는 곡은 단연 영국 싱글 차트 1위를 차지한 세계적인 히트곡 「Baby Jane」입니다. 중독성 강한 신디사이저 리프와 폭발적인 훅, 그리고 로드 스튜어트의 열정적인 보컬이 어우러져 80년대 팝 음악을 대표하는 명곡으로 손꼽힙니다. 이어지는 「What Am I Gonna Do (I'm So in Love with You)」는 경쾌하고 경쾌한 리듬 위에 얹어진 로맨틱한 감성이 돋보이는 트랙이며, 타이틀곡 「Body Wishes」와 「Sweet Surrender」 역시 록의 야성미와 팝의 매끄러운 감각을 절묘하게 교차시키며 음반의 완성도를 끌어올립니다.</w:t>
+        <w:t>Rod Stewart (로드 스튜어트)</w:t>
       </w:r>
     </w:p>
     <w:p>
       <w:pPr>
-        <w:spacing w:line="312" w:lineRule="auto" w:after="120"/>
+        <w:spacing w:line="324" w:lineRule="auto" w:after="80"/>
       </w:pPr>
+      <w:r>
+        <w:rPr w:rFonts="맑은 고딕">
+          <w:rFonts w:ascii="맑은 고딕" w:hAnsi="맑은 고딕" w:eastAsia="맑은 고딕"/>
+          <w:b w:val="0"/>
+          <w:color w:val="6B7280"/>
+          <w:sz w:val="21"/>
+        </w:rPr>
+        <w:t xml:space="preserve">· </w:t>
+      </w:r>
+      <w:r>
+        <w:rPr w:rFonts="맑은 고딕">
+          <w:rFonts w:ascii="맑은 고딕" w:hAnsi="맑은 고딕" w:eastAsia="맑은 고딕"/>
+          <w:b/>
+          <w:color w:val="1F2937"/>
+          <w:sz w:val="21"/>
+        </w:rPr>
+        <w:t xml:space="preserve">발매 정보: </w:t>
+      </w:r>
       <w:r>
         <w:rPr w:rFonts="맑은 고딕">
           <w:rFonts w:ascii="맑은 고딕" w:hAnsi="맑은 고딕" w:eastAsia="맑은 고딕"/>
           <w:b w:val="0"/>
           <w:sz w:val="21"/>
         </w:rPr>
-        <w:t>LP 아날로그반으로 감상하는 『Body Wishes』는 80년대 특유의 펀치감 있는 신스 베이스 라인과 아날로그 드럼 사운드, 그리고 그 사이를 파고드는 로드 스튜어트의 독보적인 보컬 질감을 한층 더 입체적이고 풍부하게 전달합니다. 시대의 흐름을 유연하게 흡수하면서도 자신만의 거장의 품격을 잃지 않았던 로드 스튜어트의 빛나는 순간을 소장하고 감상하기에 더없이 소중한 명반입니다.</w:t>
+        <w:t>1983년 워너 브라더스 레코드(Warner Bros. Records)를 통해 발매된 로드 스튜어트의 통산 12번째 정규 스튜디오 앨범(원제: Body Wishes)으로, 록 음악의 거장이 1980년대의 새로운 팝 미학을 적극적으로 수용하여 완성한 전환기적 걸작입니다.</w:t>
+      </w:r>
+    </w:p>
+    <w:p>
+      <w:pPr>
+        <w:spacing w:line="324" w:lineRule="auto" w:after="80"/>
+      </w:pPr>
+      <w:r>
+        <w:rPr w:rFonts="맑은 고딕">
+          <w:rFonts w:ascii="맑은 고딕" w:hAnsi="맑은 고딕" w:eastAsia="맑은 고딕"/>
+          <w:b w:val="0"/>
+          <w:color w:val="6B7280"/>
+          <w:sz w:val="21"/>
+        </w:rPr>
+        <w:t xml:space="preserve">· </w:t>
+      </w:r>
+      <w:r>
+        <w:rPr w:rFonts="맑은 고딕">
+          <w:rFonts w:ascii="맑은 고딕" w:hAnsi="맑은 고딕" w:eastAsia="맑은 고딕"/>
+          <w:b/>
+          <w:color w:val="1F2937"/>
+          <w:sz w:val="21"/>
+        </w:rPr>
+        <w:t xml:space="preserve">LP 인기도(판매량): </w:t>
+      </w:r>
+      <w:r>
+        <w:rPr w:rFonts="맑은 고딕">
+          <w:rFonts w:ascii="맑은 고딕" w:hAnsi="맑은 고딕" w:eastAsia="맑은 고딕"/>
+          <w:b w:val="0"/>
+          <w:sz w:val="21"/>
+        </w:rPr>
+        <w:t>영국 앨범 차트 5위, 독일 차트 2위에 오르며 유럽 전역에서 폭발적인 반응을 이끌어냈고, 수록곡 'Baby Jane'이 영국 싱글 차트 1위를 석권하는 등 상업적으로도 화려한 성취를 거두었습니다.</w:t>
+      </w:r>
+    </w:p>
+    <w:p>
+      <w:pPr>
+        <w:spacing w:line="324" w:lineRule="auto" w:after="80"/>
+      </w:pPr>
+      <w:r>
+        <w:rPr w:rFonts="맑은 고딕">
+          <w:rFonts w:ascii="맑은 고딕" w:hAnsi="맑은 고딕" w:eastAsia="맑은 고딕"/>
+          <w:b w:val="0"/>
+          <w:color w:val="6B7280"/>
+          <w:sz w:val="21"/>
+        </w:rPr>
+        <w:t xml:space="preserve">· </w:t>
+      </w:r>
+      <w:r>
+        <w:rPr w:rFonts="맑은 고딕">
+          <w:rFonts w:ascii="맑은 고딕" w:hAnsi="맑은 고딕" w:eastAsia="맑은 고딕"/>
+          <w:b/>
+          <w:color w:val="1F2937"/>
+          <w:sz w:val="21"/>
+        </w:rPr>
+        <w:t xml:space="preserve">각종 수상경력: </w:t>
+      </w:r>
+      <w:r>
+        <w:rPr w:rFonts="맑은 고딕">
+          <w:rFonts w:ascii="맑은 고딕" w:hAnsi="맑은 고딕" w:eastAsia="맑은 고딕"/>
+          <w:b w:val="0"/>
+          <w:sz w:val="21"/>
+        </w:rPr>
+        <w:t>영국 음반 산업 협회(BPI) 골드 인증을 비롯해 독일과 캐나다 등 다수의 국가에서 골드 및 플래티넘 레코드를 획득하며 당대 팝 록 계 최고의 흥행작 중 하나로 공인받았습니다.</w:t>
+      </w:r>
+    </w:p>
+    <w:p>
+      <w:pPr>
+        <w:spacing w:line="324" w:lineRule="auto" w:before="200" w:after="80"/>
+      </w:pPr>
+      <w:r>
+        <w:rPr w:rFonts="맑은 고딕">
+          <w:rFonts w:ascii="맑은 고딕" w:hAnsi="맑은 고딕" w:eastAsia="맑은 고딕"/>
+          <w:b/>
+          <w:color w:val="1E3A8A"/>
+          <w:sz w:val="24"/>
+        </w:rPr>
+        <w:t>2. 아티스트 정보</w:t>
+      </w:r>
+    </w:p>
+    <w:p>
+      <w:pPr>
+        <w:spacing w:line="324" w:lineRule="auto" w:after="80"/>
+      </w:pPr>
+      <w:r>
+        <w:rPr w:rFonts="맑은 고딕">
+          <w:rFonts w:ascii="맑은 고딕" w:hAnsi="맑은 고딕" w:eastAsia="맑은 고딕"/>
+          <w:b w:val="0"/>
+          <w:color w:val="6B7280"/>
+          <w:sz w:val="21"/>
+        </w:rPr>
+        <w:t xml:space="preserve">· </w:t>
+      </w:r>
+      <w:r>
+        <w:rPr w:rFonts="맑은 고딕">
+          <w:rFonts w:ascii="맑은 고딕" w:hAnsi="맑은 고딕" w:eastAsia="맑은 고딕"/>
+          <w:b/>
+          <w:color w:val="1F2937"/>
+          <w:sz w:val="21"/>
+        </w:rPr>
+        <w:t xml:space="preserve">국적: </w:t>
+      </w:r>
+      <w:r>
+        <w:rPr w:rFonts="맑은 고딕">
+          <w:rFonts w:ascii="맑은 고딕" w:hAnsi="맑은 고딕" w:eastAsia="맑은 고딕"/>
+          <w:b w:val="0"/>
+          <w:sz w:val="21"/>
+        </w:rPr>
+        <w:t>영국 (United Kingdom)</w:t>
+      </w:r>
+    </w:p>
+    <w:p>
+      <w:pPr>
+        <w:spacing w:line="324" w:lineRule="auto" w:after="80"/>
+      </w:pPr>
+      <w:r>
+        <w:rPr w:rFonts="맑은 고딕">
+          <w:rFonts w:ascii="맑은 고딕" w:hAnsi="맑은 고딕" w:eastAsia="맑은 고딕"/>
+          <w:b w:val="0"/>
+          <w:color w:val="6B7280"/>
+          <w:sz w:val="21"/>
+        </w:rPr>
+        <w:t xml:space="preserve">· </w:t>
+      </w:r>
+      <w:r>
+        <w:rPr w:rFonts="맑은 고딕">
+          <w:rFonts w:ascii="맑은 고딕" w:hAnsi="맑은 고딕" w:eastAsia="맑은 고딕"/>
+          <w:b/>
+          <w:color w:val="1F2937"/>
+          <w:sz w:val="21"/>
+        </w:rPr>
+        <w:t xml:space="preserve">생몰년도: </w:t>
+      </w:r>
+      <w:r>
+        <w:rPr w:rFonts="맑은 고딕">
+          <w:rFonts w:ascii="맑은 고딕" w:hAnsi="맑은 고딕" w:eastAsia="맑은 고딕"/>
+          <w:b w:val="0"/>
+          <w:sz w:val="21"/>
+        </w:rPr>
+        <w:t>1945년 1월 10일 ~ 현재</w:t>
+      </w:r>
+    </w:p>
+    <w:p>
+      <w:pPr>
+        <w:spacing w:line="324" w:lineRule="auto" w:after="80"/>
+      </w:pPr>
+      <w:r>
+        <w:rPr w:rFonts="맑은 고딕">
+          <w:rFonts w:ascii="맑은 고딕" w:hAnsi="맑은 고딕" w:eastAsia="맑은 고딕"/>
+          <w:b w:val="0"/>
+          <w:color w:val="6B7280"/>
+          <w:sz w:val="21"/>
+        </w:rPr>
+        <w:t xml:space="preserve">· </w:t>
+      </w:r>
+      <w:r>
+        <w:rPr w:rFonts="맑은 고딕">
+          <w:rFonts w:ascii="맑은 고딕" w:hAnsi="맑은 고딕" w:eastAsia="맑은 고딕"/>
+          <w:b/>
+          <w:color w:val="1F2937"/>
+          <w:sz w:val="21"/>
+        </w:rPr>
+        <w:t xml:space="preserve">그룹 소속: </w:t>
+      </w:r>
+      <w:r>
+        <w:rPr w:rFonts="맑은 고딕">
+          <w:rFonts w:ascii="맑은 고딕" w:hAnsi="맑은 고딕" w:eastAsia="맑은 고딕"/>
+          <w:b w:val="0"/>
+          <w:sz w:val="21"/>
+        </w:rPr>
+        <w:t>솔로 (과거 The Jeff Beck Group, Faces 리드 보컬)</w:t>
+      </w:r>
+    </w:p>
+    <w:p>
+      <w:pPr>
+        <w:spacing w:line="324" w:lineRule="auto" w:after="80"/>
+      </w:pPr>
+      <w:r>
+        <w:rPr w:rFonts="맑은 고딕">
+          <w:rFonts w:ascii="맑은 고딕" w:hAnsi="맑은 고딕" w:eastAsia="맑은 고딕"/>
+          <w:b w:val="0"/>
+          <w:color w:val="6B7280"/>
+          <w:sz w:val="21"/>
+        </w:rPr>
+        <w:t xml:space="preserve">· </w:t>
+      </w:r>
+      <w:r>
+        <w:rPr w:rFonts="맑은 고딕">
+          <w:rFonts w:ascii="맑은 고딕" w:hAnsi="맑은 고딕" w:eastAsia="맑은 고딕"/>
+          <w:b/>
+          <w:color w:val="1F2937"/>
+          <w:sz w:val="21"/>
+        </w:rPr>
+        <w:t xml:space="preserve">아티스트 소개: </w:t>
+      </w:r>
+      <w:r>
+        <w:rPr w:rFonts="맑은 고딕">
+          <w:rFonts w:ascii="맑은 고딕" w:hAnsi="맑은 고딕" w:eastAsia="맑은 고딕"/>
+          <w:b w:val="0"/>
+          <w:sz w:val="21"/>
+        </w:rPr>
+        <w:t>로드 스튜어트는 독보적인 허스키 보이스와 탁월한 무대 장악력으로 포크 록, 블루스, 디스코, 팝에 이르기까지 폭넓은 음악적 스펙트럼을 완벽히 소화해 낸 대영제국의 전설적인 보컬리스트입니다. 반세기가 넘는 음악 인생 동안 1억 2천만 장 이상의 음반 판매고를 기록하며 로큰롤 명예의 전당에 두 차례 헌액된, 팝 음악사의 영원한 클래식 아이콘입니다.</w:t>
+      </w:r>
+    </w:p>
+    <w:p>
+      <w:pPr>
+        <w:spacing w:line="324" w:lineRule="auto" w:before="200" w:after="80"/>
+      </w:pPr>
+      <w:r>
+        <w:rPr w:rFonts="맑은 고딕">
+          <w:rFonts w:ascii="맑은 고딕" w:hAnsi="맑은 고딕" w:eastAsia="맑은 고딕"/>
+          <w:b/>
+          <w:color w:val="1E3A8A"/>
+          <w:sz w:val="24"/>
+        </w:rPr>
+        <w:t>3. 음반 상세 분석</w:t>
+      </w:r>
+    </w:p>
+    <w:p>
+      <w:pPr>
+        <w:spacing w:line="324" w:lineRule="auto" w:after="80"/>
+      </w:pPr>
+      <w:r>
+        <w:rPr w:rFonts="맑은 고딕">
+          <w:rFonts w:ascii="맑은 고딕" w:hAnsi="맑은 고딕" w:eastAsia="맑은 고딕"/>
+          <w:b w:val="0"/>
+          <w:color w:val="6B7280"/>
+          <w:sz w:val="21"/>
+        </w:rPr>
+        <w:t xml:space="preserve">· </w:t>
+      </w:r>
+      <w:r>
+        <w:rPr w:rFonts="맑은 고딕">
+          <w:rFonts w:ascii="맑은 고딕" w:hAnsi="맑은 고딕" w:eastAsia="맑은 고딕"/>
+          <w:b/>
+          <w:color w:val="1F2937"/>
+          <w:sz w:val="21"/>
+        </w:rPr>
+        <w:t xml:space="preserve">역사적 위치: </w:t>
+      </w:r>
+      <w:r>
+        <w:rPr w:rFonts="맑은 고딕">
+          <w:rFonts w:ascii="맑은 고딕" w:hAnsi="맑은 고딕" w:eastAsia="맑은 고딕"/>
+          <w:b w:val="0"/>
+          <w:sz w:val="21"/>
+        </w:rPr>
+        <w:t>1970년대의 거친 블루스 록과 디스코의 영광을 뒤로하고, 1980년대의 상징인 신시사이저와 일렉트로닉 리듬을 로드 스튜어트만의 록 에너지와 성공적으로 결합해 낸 음반입니다. 시대의 조류를 능숙하게 흡수하면서도 특유의 블루지한 감성과 감미로운 발라드 미학을 잃지 않아, 80년대 주류 팝 사운드의 정수를 보여주는 교과서적인 작품으로 평가받습니다.</w:t>
+      </w:r>
+    </w:p>
+    <w:p>
+      <w:pPr>
+        <w:spacing w:line="324" w:lineRule="auto" w:after="80"/>
+      </w:pPr>
+      <w:r>
+        <w:rPr w:rFonts="맑은 고딕">
+          <w:rFonts w:ascii="맑은 고딕" w:hAnsi="맑은 고딕" w:eastAsia="맑은 고딕"/>
+          <w:b w:val="0"/>
+          <w:color w:val="6B7280"/>
+          <w:sz w:val="21"/>
+        </w:rPr>
+        <w:t xml:space="preserve">· </w:t>
+      </w:r>
+      <w:r>
+        <w:rPr w:rFonts="맑은 고딕">
+          <w:rFonts w:ascii="맑은 고딕" w:hAnsi="맑은 고딕" w:eastAsia="맑은 고딕"/>
+          <w:b/>
+          <w:color w:val="1F2937"/>
+          <w:sz w:val="21"/>
+        </w:rPr>
+        <w:t xml:space="preserve">시대의 흔적(스토리텔링): </w:t>
+      </w:r>
+      <w:r>
+        <w:rPr w:rFonts="맑은 고딕">
+          <w:rFonts w:ascii="맑은 고딕" w:hAnsi="맑은 고딕" w:eastAsia="맑은 고딕"/>
+          <w:b w:val="0"/>
+          <w:sz w:val="21"/>
+        </w:rPr>
+        <w:t>네온사인이 화려하게 빛나던 1980년대 초반, 밤거리의 도회적 고독과 청춘의 뜨거운 열정이 고스란히 투영되어 있습니다. 화려한 전자음의 외피 속에 감춰진 애틋한 사랑과 상실의 아픔은 그 시절을 살아낸 청춘들의 심장을 적셨으며, 오늘날에도 그 시대만의 아련한 공기와 향수를 생생하게 환기합니다.</w:t>
+      </w:r>
+    </w:p>
+    <w:p>
+      <w:pPr>
+        <w:spacing w:line="324" w:lineRule="auto" w:before="200" w:after="80"/>
+      </w:pPr>
+      <w:r>
+        <w:rPr w:rFonts="맑은 고딕">
+          <w:rFonts w:ascii="맑은 고딕" w:hAnsi="맑은 고딕" w:eastAsia="맑은 고딕"/>
+          <w:b/>
+          <w:color w:val="1E3A8A"/>
+          <w:sz w:val="24"/>
+        </w:rPr>
+        <w:t>4. 주요 수록곡 및 감상 제언</w:t>
+      </w:r>
+    </w:p>
+    <w:p>
+      <w:pPr>
+        <w:spacing w:line="324" w:lineRule="auto" w:after="80"/>
+      </w:pPr>
+      <w:r>
+        <w:rPr w:rFonts="맑은 고딕">
+          <w:rFonts w:ascii="맑은 고딕" w:hAnsi="맑은 고딕" w:eastAsia="맑은 고딕"/>
+          <w:b w:val="0"/>
+          <w:color w:val="6B7280"/>
+          <w:sz w:val="21"/>
+        </w:rPr>
+        <w:t xml:space="preserve">· </w:t>
+      </w:r>
+      <w:r>
+        <w:rPr w:rFonts="맑은 고딕">
+          <w:rFonts w:ascii="맑은 고딕" w:hAnsi="맑은 고딕" w:eastAsia="맑은 고딕"/>
+          <w:b/>
+          <w:color w:val="1F2937"/>
+          <w:sz w:val="21"/>
+        </w:rPr>
+        <w:t xml:space="preserve">주요 수록곡 특징: </w:t>
+      </w:r>
+      <w:r>
+        <w:rPr w:rFonts="맑은 고딕">
+          <w:rFonts w:ascii="맑은 고딕" w:hAnsi="맑은 고딕" w:eastAsia="맑은 고딕"/>
+          <w:b w:val="0"/>
+          <w:sz w:val="21"/>
+        </w:rPr>
+        <w:t>세련된 베이스라인과 중독적인 신스 리프 위로 매혹적인 보컬이 작렬하는 대표 명곡 'Baby Jane', 낭만적인 어쿠스틱 터치와 감미로운 선율이 심금을 울리는 러브 발라드 'What Am I Gonna Do (I'm So in Love with You)', 경쾌한 비트 속에서도 서정미가 돋보이는 'Sweet Surrender' 등이 앨범의 품격을 높여줍니다.</w:t>
+      </w:r>
+    </w:p>
+    <w:p>
+      <w:pPr>
+        <w:spacing w:line="324" w:lineRule="auto" w:after="80"/>
+      </w:pPr>
+      <w:r>
+        <w:rPr w:rFonts="맑은 고딕">
+          <w:rFonts w:ascii="맑은 고딕" w:hAnsi="맑은 고딕" w:eastAsia="맑은 고딕"/>
+          <w:b w:val="0"/>
+          <w:color w:val="6B7280"/>
+          <w:sz w:val="21"/>
+        </w:rPr>
+        <w:t xml:space="preserve">· </w:t>
+      </w:r>
+      <w:r>
+        <w:rPr w:rFonts="맑은 고딕">
+          <w:rFonts w:ascii="맑은 고딕" w:hAnsi="맑은 고딕" w:eastAsia="맑은 고딕"/>
+          <w:b/>
+          <w:color w:val="1F2937"/>
+          <w:sz w:val="21"/>
+        </w:rPr>
+        <w:t xml:space="preserve">빈티지 감상 제언: </w:t>
+      </w:r>
+      <w:r>
+        <w:rPr w:rFonts="맑은 고딕">
+          <w:rFonts w:ascii="맑은 고딕" w:hAnsi="맑은 고딕" w:eastAsia="맑은 고딕"/>
+          <w:b w:val="0"/>
+          <w:sz w:val="21"/>
+        </w:rPr>
+        <w:t>아날로그 턴테이블과 진공관 앰프를 통해 감상할 때, 80년대 초반 디지털 악기들의 날카로움이 온화한 진공관의 배음과 어우러져 한층 유연하고 밀도 높은 사운드로 피어납니다. 로드 스튜어트 보컬 특유의 질감 있는 허스키함이 LP의 그루브를 타고 스피커를 울릴 때, 음악이 지닌 서정적 공간감은 배가됩니다.</w:t>
+      </w:r>
+    </w:p>
+    <w:p>
+      <w:pPr>
+        <w:spacing w:line="324" w:lineRule="auto" w:after="80"/>
+      </w:pPr>
+      <w:r>
+        <w:rPr w:rFonts="맑은 고딕">
+          <w:rFonts w:ascii="맑은 고딕" w:hAnsi="맑은 고딕" w:eastAsia="맑은 고딕"/>
+          <w:b w:val="0"/>
+          <w:color w:val="6B7280"/>
+          <w:sz w:val="21"/>
+        </w:rPr>
+        <w:t xml:space="preserve">· </w:t>
+      </w:r>
+      <w:r>
+        <w:rPr w:rFonts="맑은 고딕">
+          <w:rFonts w:ascii="맑은 고딕" w:hAnsi="맑은 고딕" w:eastAsia="맑은 고딕"/>
+          <w:b/>
+          <w:color w:val="1F2937"/>
+          <w:sz w:val="21"/>
+        </w:rPr>
+        <w:t xml:space="preserve">소장 가치: </w:t>
+      </w:r>
+      <w:r>
+        <w:rPr w:rFonts="맑은 고딕">
+          <w:rFonts w:ascii="맑은 고딕" w:hAnsi="맑은 고딕" w:eastAsia="맑은 고딕"/>
+          <w:b w:val="0"/>
+          <w:sz w:val="21"/>
+        </w:rPr>
+        <w:t>엘비스 프레슬리의 전설적인 앨범 커버를 오마주한 감각적인 앨범 재킷 디자인은 물론, 로드 스튜어트의 80년대 전성기를 완벽하게 증명하는 바이닐로서 시각적·음악적 소장 가치가 대단히 높은 명반입니다.</w:t>
+      </w:r>
+    </w:p>
+    <w:p>
+      <w:pPr>
+        <w:spacing w:line="324" w:lineRule="auto" w:after="120" w:before="160"/>
+      </w:pPr>
+      <w:r>
+        <w:rPr w:rFonts="맑은 고딕">
+          <w:rFonts w:ascii="맑은 고딕" w:hAnsi="맑은 고딕" w:eastAsia="맑은 고딕"/>
+          <w:b/>
+          <w:color w:val="4338CA"/>
+          <w:sz w:val="21"/>
+        </w:rPr>
+        <w:t>이 음반을 통해 거친 음색 속에 숨겨진 로드 스튜어트의 낭만적인 선율이 전해주는 감동을 다시 한번 경험해 보시는 것은 어떨까요?</w:t>
       </w:r>
     </w:p>
     <w:sectPr>
       <w:pgSz w:w="12240" w:h="15840"/>
-      <w:pgMar w:top="1440" w:right="1440" w:bottom="1440" w:left="1440" w:header="720" w:footer="720" w:gutter="0"/>
+      <w:pgMar w:top="1152" w:right="1296" w:bottom="1152" w:left="1296" w:header="720" w:footer="720" w:gutter="0"/>
       <w:cols w:space="720"/>
       <w:docGrid w:linePitch="360"/>
     </w:sectPr>

--- a/word_reports/LP_0300_위치_110_Rod Stewart_Boy Wishes.docx
+++ b/word_reports/LP_0300_위치_110_Rod Stewart_Boy Wishes.docx
@@ -32,7 +32,7 @@
     </w:p>
     <w:p>
       <w:pPr>
-        <w:spacing w:line="324" w:lineRule="auto" w:before="80" w:after="160"/>
+        <w:spacing w:line="324" w:lineRule="auto" w:before="80" w:after="120"/>
       </w:pPr>
       <w:r>
         <w:rPr w:rFonts="맑은 고딕">
@@ -42,13 +42,6 @@
           <w:sz w:val="22"/>
         </w:rPr>
         <w:t xml:space="preserve">[음반 소개] </w:t>
-      </w:r>
-      <w:r>
-        <w:rPr w:rFonts="맑은 고딕">
-          <w:rFonts w:ascii="맑은 고딕" w:hAnsi="맑은 고딕" w:eastAsia="맑은 고딕"/>
-          <w:b w:val="0"/>
-          <w:sz w:val="21"/>
-        </w:rPr>
       </w:r>
     </w:p>
     <w:p>
@@ -61,7 +54,33 @@
           <w:b w:val="0"/>
           <w:sz w:val="21"/>
         </w:rPr>
-        <w:t>특유의 거칠면서도 따스한 허스키 보이스로 시대를 풍미한 로드 스튜어트가 1980년대 초반 신스팝과 뉴웨이브의 물결 속에서 선보인 감각적인 명작입니다. 세월의 풍파를 품은 듯한 원숙한 음색과 80년대 특유의 세련된 일렉트로닉 팝 비트가 절묘한 조화를 이루며 청자의 가슴에 낭만적인 파동을 일으킵니다. 당대 팝 록의 첨단 사운드 속에서도 특유의 서정적 멜로디와 낭만주의를 잃지 않은 이 앨범은 팝과 록 애호가 모두에게 깊은 여운을 선사하는 귀중한 음악적 유산입니다.</w:t>
+        <w:t>1980년대 초반의 대중음악계는 신시사이저와 뉴웨이브의 물결이 도도하게 흐르며 전통적인 로큰롤의 문법을 새롭게 재편하던 격변의 시기였습니다. 1960~70년대 '제프 벡 그룹(The Jeff Beck Group)'과 '페이시스(Faces)'를 거치며 거칠고 투박한 블루스 록의 황태자로 군림했던 로드 스튜어트(Rod Stewart)는, 시대의 공기를 누구보다 기민하게 포착하며 자신의 음악적 지평을 감각적인 팝 록의 영역으로 확장해 나갔습니다. 본 음반은 바로 그 찬란한 변곡점 속에서 탄생한 작품으로, 로드 스튜어트 특유의 허스키하면서도 짙은 애수가 깃든 보컬이 현대적인 비트와 유려한 멜로디 라인을 만나 절묘한 화학반응을 일으킨 명반입니다.</w:t>
+      </w:r>
+    </w:p>
+    <w:p>
+      <w:pPr>
+        <w:spacing w:line="324" w:lineRule="auto" w:after="120"/>
+      </w:pPr>
+      <w:r>
+        <w:rPr w:rFonts="맑은 고딕">
+          <w:rFonts w:ascii="맑은 고딕" w:hAnsi="맑은 고딕" w:eastAsia="맑은 고딕"/>
+          <w:b w:val="0"/>
+          <w:sz w:val="21"/>
+        </w:rPr>
+        <w:t>아티스트는 당대 유행하던 전자 건반 사운드와 리드미컬한 베이스라인을 적극적으로 수용하면서도, 결코 자신의 뿌리인 영혼 어린 스토리텔링과 인간적인 온기를 놓치지 않았습니다. 앨범 전반을 관통하는 정서는 청춘의 덧없는 방황과 사랑에 대한 갈망, 그리고 도시의 밤거리를 배회하는 한 남자의 고독과 낭만입니다. 화려한 편곡 뒤편에 숨겨진 로드 스튜어트의 음색은 거친 모래바람 속에서도 꺼지지 않는 촛불처럼 따스하게 청자의 심금을 울리며, 시대를 초월한 서정적 감동을 선사합니다.</w:t>
+      </w:r>
+    </w:p>
+    <w:p>
+      <w:pPr>
+        <w:spacing w:line="324" w:lineRule="auto" w:after="120"/>
+      </w:pPr>
+      <w:r>
+        <w:rPr w:rFonts="맑은 고딕">
+          <w:rFonts w:ascii="맑은 고딕" w:hAnsi="맑은 고딕" w:eastAsia="맑은 고딕"/>
+          <w:b w:val="0"/>
+          <w:sz w:val="21"/>
+        </w:rPr>
+        <w:t>세월이 흘러 디지털 음원이 범람하는 오늘날에도 이 음반이 변치 않는 가치를 발하는 이유는, 80년대 특유의 세련된 프로덕션 미학 속에 로드 스튜어트라는 걸출한 보컬리스트의 진정성이 오롯이 각인되어 있기 때문입니다. 엘비스 프레슬리를 연상시키는 당당하면서도 위트 넘치는 미학과 음악적 자신감은 반세기를 지나온 지금까지도 생생한 생명력을 뿜어냅니다. 턴테이블의 바늘이 회전하는 소리바다 속에서 피어오르는 그의 목소리는, 단순한 흘러간 팝송의 재현을 넘어 한 시대를 풍미했던 진정한 로맨티시스트의 영원한 찬가로 기억되고 있습니다.</w:t>
       </w:r>
     </w:p>
     <w:p>
@@ -168,7 +187,7 @@
           <w:b w:val="0"/>
           <w:sz w:val="21"/>
         </w:rPr>
-        <w:t>1983년 워너 브라더스 레코드(Warner Bros. Records)를 통해 발매된 로드 스튜어트의 통산 12번째 정규 스튜디오 앨범(원제: Body Wishes)으로, 록 음악의 거장이 1980년대의 새로운 팝 미학을 적극적으로 수용하여 완성한 전환기적 걸작입니다.</w:t>
+        <w:t>1983년 워너 브라더스 레코드(Warner Bros. Records)를 통해 전 세계에 공개된 로드 스튜어트의 정규 스튜디오 앨범입니다. 톰 다우드(Tom Dowd) 등 당대 최고의 프로듀서들과 호흡을 맞추며 록과 뉴웨이브 팝의 완벽한 융합을 꾀한 80년대 대표 역작입니다.</w:t>
       </w:r>
     </w:p>
     <w:p>
@@ -199,7 +218,7 @@
           <w:b w:val="0"/>
           <w:sz w:val="21"/>
         </w:rPr>
-        <w:t>영국 앨범 차트 5위, 독일 차트 2위에 오르며 유럽 전역에서 폭발적인 반응을 이끌어냈고, 수록곡 'Baby Jane'이 영국 싱글 차트 1위를 석권하는 등 상업적으로도 화려한 성취를 거두었습니다.</w:t>
+        <w:t>발매 직후 영국 앨범 차트 5위, 독일 차트 3위를 기록하며 유럽 전역을 휩쓸었으며, 메가 히트 싱글의 폭발적 인기에 힘입어 수백만 장의 판매고를 올리며 글로벌 플래티넘/골드 디스크를 달성했습니다.</w:t>
       </w:r>
     </w:p>
     <w:p>
@@ -230,7 +249,7 @@
           <w:b w:val="0"/>
           <w:sz w:val="21"/>
         </w:rPr>
-        <w:t>영국 음반 산업 협회(BPI) 골드 인증을 비롯해 독일과 캐나다 등 다수의 국가에서 골드 및 플래티넘 레코드를 획득하며 당대 팝 록 계 최고의 흥행작 중 하나로 공인받았습니다.</w:t>
+        <w:t>영국 음반 산업 협회(BPI) 골드 인증, 독일 BVMI 플래티넘 인증을 비롯해 유럽 각국 음반 협회로부터 다수의 공인 인증을 획득하며 대중성과 음악성을 동시에 인정받았습니다.</w:t>
       </w:r>
     </w:p>
     <w:p>
@@ -337,7 +356,7 @@
           <w:b w:val="0"/>
           <w:sz w:val="21"/>
         </w:rPr>
-        <w:t>솔로 (과거 The Jeff Beck Group, Faces 리드 보컬)</w:t>
+        <w:t>솔로 (The Jeff Beck Group, Faces 출신)</w:t>
       </w:r>
     </w:p>
     <w:p>
@@ -368,7 +387,7 @@
           <w:b w:val="0"/>
           <w:sz w:val="21"/>
         </w:rPr>
-        <w:t>로드 스튜어트는 독보적인 허스키 보이스와 탁월한 무대 장악력으로 포크 록, 블루스, 디스코, 팝에 이르기까지 폭넓은 음악적 스펙트럼을 완벽히 소화해 낸 대영제국의 전설적인 보컬리스트입니다. 반세기가 넘는 음악 인생 동안 1억 2천만 장 이상의 음반 판매고를 기록하며 로큰롤 명예의 전당에 두 차례 헌액된, 팝 음악사의 영원한 클래식 아이콘입니다.</w:t>
+        <w:t>록 역사상 가장 독보적인 허스키 보이스와 탁월한 무대 매너를 지닌 전설적인 보컬리스트입니다. 블루스, 포크, 소울, 디스코, 팝에 이르기까지 폭넓은 음악적 스펙트럼을 완벽히 소화해내며 '로큰롤 명예의 전당'에 두 차례나 헌액된 20세기 대중음악의 위대한 거장입니다.</w:t>
       </w:r>
     </w:p>
     <w:p>
@@ -413,7 +432,7 @@
           <w:b w:val="0"/>
           <w:sz w:val="21"/>
         </w:rPr>
-        <w:t>1970년대의 거친 블루스 록과 디스코의 영광을 뒤로하고, 1980년대의 상징인 신시사이저와 일렉트로닉 리듬을 로드 스튜어트만의 록 에너지와 성공적으로 결합해 낸 음반입니다. 시대의 조류를 능숙하게 흡수하면서도 특유의 블루지한 감성과 감미로운 발라드 미학을 잃지 않아, 80년대 주류 팝 사운드의 정수를 보여주는 교과서적인 작품으로 평가받습니다.</w:t>
+        <w:t>70년대 루츠 록의 전형에서 벗어나 80년대 모던 팝 사운드로의 전환을 완벽히 완수한 작품으로 평가받습니다. 아날로그 록 사운드와 초창기 디지털 신시사이저의 질감이 가장 이상적으로 조화를 이룬 80년대 팝 록의 이정표와 같은 앨범입니다.</w:t>
       </w:r>
     </w:p>
     <w:p>
@@ -444,7 +463,7 @@
           <w:b w:val="0"/>
           <w:sz w:val="21"/>
         </w:rPr>
-        <w:t>네온사인이 화려하게 빛나던 1980년대 초반, 밤거리의 도회적 고독과 청춘의 뜨거운 열정이 고스란히 투영되어 있습니다. 화려한 전자음의 외피 속에 감춰진 애틋한 사랑과 상실의 아픔은 그 시절을 살아낸 청춘들의 심장을 적셨으며, 오늘날에도 그 시대만의 아련한 공기와 향수를 생생하게 환기합니다.</w:t>
+        <w:t>MTV의 태동과 함께 시각과 청각이 화려하게 공존하던 80년대 초반의 낭만주의와 물질적 풍요 속 청춘들의 고독한 내면을 섬세하게 담아내었습니다. 네온사인이 일렁이는 도심의 밤거리와 설익은 연인들의 애틋한 호흡이 음악 곳곳에 스며있습니다.</w:t>
       </w:r>
     </w:p>
     <w:p>
@@ -489,7 +508,7 @@
           <w:b w:val="0"/>
           <w:sz w:val="21"/>
         </w:rPr>
-        <w:t>세련된 베이스라인과 중독적인 신스 리프 위로 매혹적인 보컬이 작렬하는 대표 명곡 'Baby Jane', 낭만적인 어쿠스틱 터치와 감미로운 선율이 심금을 울리는 러브 발라드 'What Am I Gonna Do (I'm So in Love with You)', 경쾌한 비트 속에서도 서정미가 돋보이는 'Sweet Surrender' 등이 앨범의 품격을 높여줍니다.</w:t>
+        <w:t>경쾌한 신스 비트 위로 애절한 멜로디가 폭발하며 유럽 차트 1위를 휩쓴 대표 명곡 'Baby Jane', 맑은 어쿠스틱 기타와 서정적인 고백이 어우러진 'What Am I Gonna Do (I'm So in Love with You)', 그리고 로드 스튜어트 특유의 소울풀한 창법이 돋보이는 'Sweet Surrender' 등이 음반의 서정적 깊이를 완성합니다.</w:t>
       </w:r>
     </w:p>
     <w:p>
@@ -520,7 +539,7 @@
           <w:b w:val="0"/>
           <w:sz w:val="21"/>
         </w:rPr>
-        <w:t>아날로그 턴테이블과 진공관 앰프를 통해 감상할 때, 80년대 초반 디지털 악기들의 날카로움이 온화한 진공관의 배음과 어우러져 한층 유연하고 밀도 높은 사운드로 피어납니다. 로드 스튜어트 보컬 특유의 질감 있는 허스키함이 LP의 그루브를 타고 스피커를 울릴 때, 음악이 지닌 서정적 공간감은 배가됩니다.</w:t>
+        <w:t>80년대 초반 아날로그 마스터링 특유의 타이트한 드럼 펀치력과 몽환적인 신시사이저 레이어를 제대로 만끽하기 위해 진공관 앰프 매칭을 권장합니다. 턴테이블 카트리지가 묵직한 그루브를 긁고 지나갈 때, 따뜻한 중음역대를 통해 로드 스튜어트의 목소리에 깃든 거친 숨소리와 미세한 비브라토가 살아 숨 쉬듯 눈앞에 펼쳐집니다.</w:t>
       </w:r>
     </w:p>
     <w:p>
@@ -551,7 +570,7 @@
           <w:b w:val="0"/>
           <w:sz w:val="21"/>
         </w:rPr>
-        <w:t>엘비스 프레슬리의 전설적인 앨범 커버를 오마주한 감각적인 앨범 재킷 디자인은 물론, 로드 스튜어트의 80년대 전성기를 완벽하게 증명하는 바이닐로서 시각적·음악적 소장 가치가 대단히 높은 명반입니다.</w:t>
+        <w:t>전성기 로드 스튜어트의 원숙한 보컬 테크닉이 절정에 달했던 순간을 포착한 음반이자, 시대를 상징하는 감각적인 아트워크와 오리지널 아날로그 프레싱의 깊은 질감을 간직하고 있어 정통 팝/록 LP 컬렉터라면 반드시 턴테이블 곁에 비치해야 할 필청 소장반입니다.</w:t>
       </w:r>
     </w:p>
     <w:p>
@@ -565,7 +584,7 @@
           <w:color w:val="4338CA"/>
           <w:sz w:val="21"/>
         </w:rPr>
-        <w:t>이 음반을 통해 거친 음색 속에 숨겨진 로드 스튜어트의 낭만적인 선율이 전해주는 감동을 다시 한번 경험해 보시는 것은 어떨까요?</w:t>
+        <w:t>이 음반을 통해 80년대의 찬란했던 낭만과 로드 스튜어트 특유의 허스키한 보이스가 턴테이블 위에서 피어올라 전해주는 감동을 다시 한번 경험해 보시는 것은 어떨까요?</w:t>
       </w:r>
     </w:p>
     <w:sectPr>
